--- a/Chapter3-Src/binary_tree/README.docx
+++ b/Chapter3-Src/binary_tree/README.docx
@@ -239,7 +239,7 @@
                 <w:szCs w:val="28"/>
                 <w:lang w:val="en-US"/>
               </w:rPr>
-              <w:t>23123994</w:t>
+              <w:t>48 / 23123994</w:t>
             </w:r>
           </w:p>
         </w:tc>
@@ -1889,10 +1889,8 @@
                 <w:rFonts w:hint="eastAsia"/>
                 <w:lang w:val="en-US" w:eastAsia="zh-CN"/>
               </w:rPr>
-              <w:t>通用的辅助头文件，我在多次上机作业中都复用了</w:t>
-            </w:r>
-            <w:bookmarkStart w:id="16" w:name="_GoBack"/>
-            <w:bookmarkEnd w:id="16"/>
+              <w:t>通用的辅助头文件，我在多次上机作业中都复用了，提高开发效率</w:t>
+            </w:r>
           </w:p>
         </w:tc>
       </w:tr>
@@ -2415,25 +2413,15 @@
         <w:rPr>
           <w:rFonts w:hint="eastAsia"/>
         </w:rPr>
-        <w:t>关键输出（与</w:t>
-      </w:r>
-      <w:r>
-        <w:t xml:space="preserve"> </w:t>
-      </w:r>
-      <w:r>
-        <w:rPr>
-          <w:rStyle w:val="48"/>
-        </w:rPr>
-        <w:t>run_output.txt</w:t>
-      </w:r>
-      <w:r>
-        <w:t xml:space="preserve"> </w:t>
-      </w:r>
-      <w:r>
-        <w:rPr>
-          <w:rFonts w:hint="eastAsia"/>
-        </w:rPr>
-        <w:t>一致）：</w:t>
+        <w:t>关键输出</w:t>
+      </w:r>
+      <w:bookmarkStart w:id="16" w:name="_GoBack"/>
+      <w:bookmarkEnd w:id="16"/>
+      <w:r>
+        <w:rPr>
+          <w:rFonts w:hint="eastAsia"/>
+        </w:rPr>
+        <w:t>：</w:t>
       </w:r>
     </w:p>
     <w:p>
